--- a/docx/198.Biên tập nội dung tin bài theo quyền cộng tác viên_SRS_AI_Generated.docx
+++ b/docx/198.Biên tập nội dung tin bài theo quyền cộng tác viên_SRS_AI_Generated.docx
@@ -115,7 +115,7 @@
         <w:t xml:space="preserve">các chuyên mục đã được phân quyền</w:t>
       </w:r>
       <w:r>
-        <w:t xml:space="preserve"> cho tài khoản của mình; dropdown chuyên mục chỉ liệt kê những chuyên mục được phép.</w:t>
+        <w:t xml:space="preserve"> cho tài khoản của mình; danh sách thả xuống chuyên mục chỉ liệt kê những chuyên mục được phép.</w:t>
       </w:r>
     </w:p>
     <w:p>
@@ -203,7 +203,7 @@
         </w:numPr>
       </w:pPr>
       <w:r>
-        <w:t xml:space="preserve">NSD bấm "Tạo bài mới" từ sidebar hoặc từ trang danh sách tin bài (UC197).</w:t>
+        <w:t xml:space="preserve">NSD bấm "Tạo bài mới" từ thanh bên hoặc từ trang danh sách tin bài (UC197).</w:t>
       </w:r>
     </w:p>
     <w:p>
@@ -278,7 +278,7 @@
     </w:p>
     <w:p>
       <w:r>
-        <w:t xml:space="preserve">Thanh header nằm trên cùng trang editor tạo bài mới, chứa các nút hành động chính và trạng thái lưu bài.</w:t>
+        <w:t xml:space="preserve">Thanh phần đầu trang nằm trên cùng trang editor tạo bài mới, chứa các nút hành động chính và trạng thái lưu bài.</w:t>
       </w:r>
     </w:p>
     <w:p>
@@ -544,7 +544,7 @@
                 <w:sz w:val="18"/>
                 <w:szCs w:val="18"/>
               </w:rPr>
-              <w:t xml:space="preserve">Nút điều hướng về trang danh sách UC197. Khi bấm và có nội dung chưa lưu: hiển thị dialog cảnh báo "Bạn có thay đổi chưa được lưu. Bạn có muốn rời đi không?" với nút "Rời đi" và "Ở lại".</w:t>
+              <w:t xml:space="preserve">Nút điều hướng về trang danh sách UC197. Khi bấm và có nội dung chưa lưu: hiển thị hộp thoại cảnh báo "Bạn có thay đổi chưa được lưu. Bạn có muốn rời đi không?" với nút "Rời đi" và "Ở lại".</w:t>
             </w:r>
           </w:p>
         </w:tc>
@@ -649,7 +649,7 @@
                 <w:sz w:val="18"/>
                 <w:szCs w:val="18"/>
               </w:rPr>
-              <w:t xml:space="preserve">Tiêu đề nhỏ phía trên header để NSD biết đang ở trang tạo mới (phân biệt với trang chỉnh sửa UC199).</w:t>
+              <w:t xml:space="preserve">Tiêu đề nhỏ phía trên phần đầu trang để NSD biết đang ở trang tạo mới (phân biệt với trang chỉnh sửa UC199).</w:t>
             </w:r>
           </w:p>
         </w:tc>
@@ -964,7 +964,7 @@
                 <w:sz w:val="18"/>
                 <w:szCs w:val="18"/>
               </w:rPr>
-              <w:t xml:space="preserve">Lưu bài thủ công ở trạng thái Nháp. Sau khi lưu thành công: cập nhật trạng thái lưu, hiển thị toast "Đã lưu nháp thành công."</w:t>
+              <w:t xml:space="preserve">Lưu bài thủ công ở trạng thái Nháp. Sau khi lưu thành công: cập nhật trạng thái lưu, hiển thị thông báo nhỏ "Đã lưu nháp thành công."</w:t>
             </w:r>
           </w:p>
         </w:tc>
@@ -1069,7 +1069,7 @@
                 <w:sz w:val="18"/>
                 <w:szCs w:val="18"/>
               </w:rPr>
-              <w:t xml:space="preserve">Nút chính để gửi bài đi duyệt. Disabled khi chưa có tiêu đề hoặc nội dung. Bấm mở dialog xác nhận gửi duyệt (UC200). Tooltip khi disabled: "Vui lòng nhập tiêu đề và nội dung bài trước khi gửi duyệt."</w:t>
+              <w:t xml:space="preserve">Nút chính để gửi bài đi duyệt. Disabled khi chưa có tiêu đề hoặc nội dung. Bấm mở hộp thoại xác nhận gửi duyệt (UC200). Tooltip khi disabled: "Vui lòng nhập tiêu đề và nội dung bài trước khi gửi duyệt."</w:t>
             </w:r>
           </w:p>
         </w:tc>
@@ -1298,7 +1298,7 @@
                 <w:sz w:val="18"/>
                 <w:szCs w:val="18"/>
               </w:rPr>
-              <w:t xml:space="preserve">NSD bấm "← Tin bài của tôi". Trường hợp 1: Không có thay đổi – điều hướng thẳng về UC197. Trường hợp 2: Có thay đổi chưa lưu – hiển thị dialog cảnh báo. Nếu chọn "Rời đi": hủy thay đổi và điều hướng về UC197. Nếu chọn "Ở lại": đóng dialog, tiếp tục ở trang editor.</w:t>
+              <w:t xml:space="preserve">NSD bấm "← Tin bài của tôi". Trường hợp 1: Không có thay đổi – điều hướng thẳng về UC197. Trường hợp 2: Có thay đổi chưa lưu – hiển thị hộp thoại cảnh báo. Nếu chọn "Rời đi": hủy thay đổi và điều hướng về UC197. Nếu chọn "Ở lại": đóng hộp thoại, tiếp tục ở trang editor.</w:t>
             </w:r>
           </w:p>
         </w:tc>
@@ -1468,7 +1468,7 @@
                 <w:sz w:val="18"/>
                 <w:szCs w:val="18"/>
               </w:rPr>
-              <w:t xml:space="preserve">NSD bấm "Lưu nháp". Hệ thống lưu toàn bộ nội dung hiện tại ở trạng thái Nháp. Hiển thị loading spinner trên nút trong khi lưu. Sau lưu: cập nhật trạng thái lưu và thời gian. Trường hợp lỗi: hiển thị toast "Lưu thất bại. Vui lòng thử lại."</w:t>
+              <w:t xml:space="preserve">NSD bấm "Lưu nháp". Hệ thống lưu toàn bộ nội dung hiện tại ở trạng thái Nháp. Hiển thị loading spinner trên nút trong khi lưu. Sau lưu: cập nhật trạng thái lưu và thời gian. Trường hợp lỗi: hiển thị thông báo nhỏ "Lưu thất bại. Vui lòng thử lại."</w:t>
             </w:r>
           </w:p>
         </w:tc>
@@ -1553,7 +1553,7 @@
                 <w:sz w:val="18"/>
                 <w:szCs w:val="18"/>
               </w:rPr>
-              <w:t xml:space="preserve">NSD bấm "Gửi duyệt". Hệ thống kiểm tra: tiêu đề ≠ rỗng VÀ nội dung ≠ rỗng. Nếu đủ điều kiện: mở dialog xác nhận (UC200). Nếu không: highlight trường còn thiếu và hiển thị thông báo lỗi.</w:t>
+              <w:t xml:space="preserve">NSD bấm "Gửi duyệt". Hệ thống kiểm tra: tiêu đề ≠ rỗng VÀ nội dung ≠ rỗng. Nếu đủ điều kiện: mở hộp thoại xác nhận (UC200). Nếu không: highlight trường còn thiếu và hiển thị thông báo lỗi.</w:t>
             </w:r>
           </w:p>
         </w:tc>
@@ -1612,7 +1612,7 @@
     </w:p>
     <w:p>
       <w:r>
-        <w:t xml:space="preserve">Cột sidebar bên phải của trang editor, chứa các trường metadata của bài viết: chuyên mục, ảnh đại diện, tóm tắt, thẻ tag và mẫu bài.</w:t>
+        <w:t xml:space="preserve">Cột thanh bên bên phải của trang editor, chứa các trường metadata của bài viết: chuyên mục, ảnh đại diện, tóm tắt, thẻ tag và mẫu bài.</w:t>
       </w:r>
     </w:p>
     <w:p>
@@ -1878,7 +1878,7 @@
                 <w:sz w:val="18"/>
                 <w:szCs w:val="18"/>
               </w:rPr>
-              <w:t xml:space="preserve">Tiêu đề của cột sidebar phải, phân biệt với vùng soạn thảo chính.</w:t>
+              <w:t xml:space="preserve">Tiêu đề của cột thanh bên phải, phân biệt với vùng soạn thảo chính.</w:t>
             </w:r>
           </w:p>
         </w:tc>
@@ -1983,7 +1983,7 @@
                 <w:sz w:val="18"/>
                 <w:szCs w:val="18"/>
               </w:rPr>
-              <w:t xml:space="preserve">Danh sách chuyên mục đã được phân quyền cho cộng tác viên này. Bắt buộc chọn trước khi lưu hoặc gửi duyệt. Thay đổi chuyên mục sẽ cập nhật danh sách mẫu bài (Template) phù hợp. Hiển thị tối đa 50 chuyên mục, hỗ trợ tìm kiếm trong dropdown.</w:t>
+              <w:t xml:space="preserve">Danh sách chuyên mục đã được phân quyền cho cộng tác viên này. Bắt buộc chọn trước khi lưu hoặc gửi duyệt. Thay đổi chuyên mục sẽ cập nhật danh sách mẫu bài (Template) phù hợp. Hiển thị tối đa 50 chuyên mục, hỗ trợ tìm kiếm trong danh sách thả xuống.</w:t>
             </w:r>
           </w:p>
         </w:tc>
@@ -2088,7 +2088,7 @@
                 <w:sz w:val="18"/>
                 <w:szCs w:val="18"/>
               </w:rPr>
-              <w:t xml:space="preserve">Danh sách mẫu bài (template) có sẵn theo chuyên mục vừa chọn. Khi chọn mẫu: hiển thị dialog xác nhận "Áp dụng mẫu sẽ thay thế nội dung hiện tại. Tiếp tục?" với nút "Áp dụng" và "Hủy". Sau áp dụng: đổ nội dung mẫu vào editor, cộng tác viên chỉnh sửa theo nhu cầu.</w:t>
+              <w:t xml:space="preserve">Danh sách mẫu bài (template) có sẵn theo chuyên mục vừa chọn. Khi chọn mẫu: hiển thị hộp thoại xác nhận "Áp dụng mẫu sẽ thay thế nội dung hiện tại. Tiếp tục?" với nút "Áp dụng" và "Hủy". Sau áp dụng: đổ nội dung mẫu vào editor, cộng tác viên chỉnh sửa theo nhu cầu.</w:t>
             </w:r>
           </w:p>
         </w:tc>
@@ -2737,7 +2737,7 @@
                 <w:sz w:val="18"/>
                 <w:szCs w:val="18"/>
               </w:rPr>
-              <w:t xml:space="preserve">NSD chọn chuyên mục từ dropdown. Hệ thống cập nhật danh sách mẫu bài trong dropdown "Mẫu bài viết" theo chuyên mục vừa chọn. Nếu bài chưa có chuyên mục khi lưu: báo lỗi validation "Vui lòng chọn chuyên mục."</w:t>
+              <w:t xml:space="preserve">NSD chọn chuyên mục từ danh sách thả xuống. Hệ thống cập nhật danh sách mẫu bài trong danh sách thả xuống "Mẫu bài viết" theo chuyên mục vừa chọn. Nếu bài chưa có chuyên mục khi lưu: báo lỗi validation "Vui lòng chọn chuyên mục."</w:t>
             </w:r>
           </w:p>
         </w:tc>
@@ -2822,7 +2822,7 @@
                 <w:sz w:val="18"/>
                 <w:szCs w:val="18"/>
               </w:rPr>
-              <w:t xml:space="preserve">NSD chọn mẫu từ dropdown. Hệ thống hiển thị dialog xác nhận. Nếu NSD chọn "Áp dụng": nội dung mẫu (tiêu đề placeholder, structure cơ bản với heading và phần nội dung gợi ý) được đổ vào editor. NSD tiếp tục chỉnh sửa. Nếu NSD chọn "Hủy": không thay đổi gì.</w:t>
+              <w:t xml:space="preserve">NSD chọn mẫu từ danh sách thả xuống. Hệ thống hiển thị hộp thoại xác nhận. Nếu NSD chọn "Áp dụng": nội dung mẫu (tiêu đề placeholder, structure cơ bản với heading và phần nội dung gợi ý) được đổ vào editor. NSD tiếp tục chỉnh sửa. Nếu NSD chọn "Hủy": không thay đổi gì.</w:t>
             </w:r>
           </w:p>
         </w:tc>
@@ -3454,7 +3454,7 @@
                 <w:sz w:val="18"/>
                 <w:szCs w:val="18"/>
               </w:rPr>
-              <w:t xml:space="preserve"> (Italic), &lt;u&gt;U&lt;/u&gt; (Underline), ~~S~~ (Strikethrough), H2 (Heading 2), H3 (Heading 3), H4 (Heading 4), " (Blockquote), UL (Danh sách gạch đầu dòng), OL (Danh sách đánh số), Link (Chèn liên kết), Image (Chèn hình ảnh), Video (Nhúng video), Table (Chèn bảng), Code (Khối code), Divider (Đường kẻ ngang), Undo/Redo.</w:t>
+              <w:t xml:space="preserve"> (Italic), &lt;u&gt;U&lt;/u&gt; (Underline), ~~S~~ (Strikethrough), H2 (Heading 2), H3 (Heading 3), H4 (Heading 4), " (Blockquote), UL (Danh sách gạch đầu dòng), OL (Danh sách đánh số), liên kết (Chèn liên kết), Image (Chèn hình ảnh), Video (Nhúng video), Table (Chèn bảng), Code (Khối code), Divider (Đường kẻ ngang), Undo/Redo.</w:t>
             </w:r>
           </w:p>
         </w:tc>
@@ -3559,7 +3559,7 @@
                 <w:sz w:val="18"/>
                 <w:szCs w:val="18"/>
               </w:rPr>
-              <w:t xml:space="preserve">Vùng soạn thảo chính, hỗ trợ toàn bộ định dạng từ toolbar. Chiều cao tự mở rộng (auto-expand) theo nội dung. Font chữ và spacing được tối ưu cho đọc dễ.</w:t>
+              <w:t xml:space="preserve">Vùng soạn thảo chính, hỗ trợ toàn bộ định dạng từ toolbar. Chiều cao tự mở rộng (auto-mở rộng) theo nội dung. Font chữ và spacing được tối ưu cho đọc dễ.</w:t>
             </w:r>
           </w:p>
         </w:tc>
@@ -4148,7 +4148,7 @@
                 <w:sz w:val="18"/>
                 <w:szCs w:val="18"/>
               </w:rPr>
-              <w:t xml:space="preserve">NSD bôi đen text cần tạo link, bấm icon Link trên toolbar. Popover nhỏ xuất hiện với ô nhập URL và checkbox "Mở trong tab mới". NSD nhập URL và bấm "Áp dụng". Text được gạch chân và đổi màu thành link. Hover vào link trong editor: hiển thị tooltip URL. Click vào link trong editor: mở dialog edit/xóa link.</w:t>
+              <w:t xml:space="preserve">NSD bôi đen text cần tạo liên kết, bấm biểu tượng liên kết trên toolbar. Popover nhỏ xuất hiện với ô nhập URL và hộp kiểm "Mở trong tab mới". NSD nhập URL và bấm "Áp dụng". Text được gạch chân và đổi màu thành liên kết. rê chuột vào liên kết trong editor: hiển thị tooltip URL. Click vào liên kết trong editor: mở hộp thoại edit/xóa liên kết.</w:t>
             </w:r>
           </w:p>
         </w:tc>
@@ -4233,7 +4233,7 @@
                 <w:sz w:val="18"/>
                 <w:szCs w:val="18"/>
               </w:rPr>
-              <w:t xml:space="preserve">NSD bấm icon Image trên toolbar. Modal "Chèn hình ảnh" mở ra với 2 tab: (1) "Upload từ máy": kéo-thả hoặc chọn file (JPG/PNG/WebP/GIF, tối đa 10MB), (2) "Nhập URL": nhập URL ảnh từ internet. Sau khi chọn: ảnh được chèn vào vị trí con trỏ. NSD click vào ảnh trong editor: hiển thị handle để resize, thay đổi căn chỉnh (trái/giữa/phải/full-width), thêm alt text và caption.</w:t>
+              <w:t xml:space="preserve">NSD bấm biểu tượng Image trên toolbar. hộp thoại "Chèn hình ảnh" mở ra với 2 tab: (1) "Upload từ máy": kéo-thả hoặc chọn file (JPG/PNG/WebP/GIF, tối đa 10MB), (2) "Nhập URL": nhập URL ảnh từ internet. Sau khi chọn: ảnh được chèn vào vị trí con trỏ. NSD click vào ảnh trong editor: hiển thị handle để resize, thay đổi căn chỉnh (trái/giữa/phải/full-width), thêm alt text và caption.</w:t>
             </w:r>
           </w:p>
         </w:tc>
@@ -4318,7 +4318,7 @@
                 <w:sz w:val="18"/>
                 <w:szCs w:val="18"/>
               </w:rPr>
-              <w:t xml:space="preserve">NSD bấm icon Video trên toolbar. Modal "Nhúng video" mở ra với ô nhập URL YouTube hoặc Vimeo. Hệ thống kiểm tra URL hợp lệ, tạo preview thumbnail và nhúng iframe video vào bài viết. Hỗ trợ responsive (tự co giãn theo kích thước màn hình).</w:t>
+              <w:t xml:space="preserve">NSD bấm biểu tượng Video trên toolbar. hộp thoại "Nhúng video" mở ra với ô nhập URL YouTube hoặc Vimeo. Hệ thống kiểm tra URL hợp lệ, tạo preview thumbnail và nhúng iframe video vào bài viết. Hỗ trợ responsive (tự co giãn theo kích thước màn hình).</w:t>
             </w:r>
           </w:p>
         </w:tc>
@@ -4403,7 +4403,7 @@
                 <w:sz w:val="18"/>
                 <w:szCs w:val="18"/>
               </w:rPr>
-              <w:t xml:space="preserve">Hệ thống tự động lưu nháp sau mỗi 30 giây hoặc sau khi NSD dừng nhập 5 giây (idle). Trạng thái lưu được cập nhật trên header. Nếu lỗi mạng: lưu vào localStorage trình duyệt và đồng bộ lại khi có kết nối. Toast không hiện khi auto-save để không làm phiền người viết.</w:t>
+              <w:t xml:space="preserve">Hệ thống tự động lưu nháp sau mỗi 30 giây hoặc sau khi NSD dừng nhập 5 giây (idle). Trạng thái lưu được cập nhật trên phần đầu trang. Nếu lỗi mạng: lưu vào localStorage trình duyệt và đồng bộ lại khi có kết nối. thông báo nhỏ không hiện khi auto-save để không làm phiền người viết.</w:t>
             </w:r>
           </w:p>
         </w:tc>
@@ -4488,7 +4488,7 @@
                 <w:sz w:val="18"/>
                 <w:szCs w:val="18"/>
               </w:rPr>
-              <w:t xml:space="preserve">NSD bấm icon Table, chọn số hàng × cột từ grid picker. Bảng được chèn vào editor với header row. NSD bấm vào ô để nhập nội dung. Click vào cạnh hàng/cột: menu thêm hàng, thêm cột, xóa hàng, xóa cột.</w:t>
+              <w:t xml:space="preserve">NSD bấm biểu tượng Table, chọn số hàng × cột từ grid picker. Bảng được chèn vào editor với phần đầu trang row. NSD bấm vào ô để nhập nội dung. Click vào cạnh hàng/cột: menu thêm hàng, thêm cột, xóa hàng, xóa cột.</w:t>
             </w:r>
           </w:p>
         </w:tc>
@@ -5128,7 +5128,7 @@
                 <w:sz w:val="18"/>
                 <w:szCs w:val="18"/>
               </w:rPr>
-              <w:t xml:space="preserve">Hỗ trợ kéo-thả file. Bấm để mở file picker. Định dạng: JPG, PNG, GIF, WebP. Tối đa 10MB. Khi đang upload: hiển thị progress bar.</w:t>
+              <w:t xml:space="preserve">Hỗ trợ kéo-thả file. Bấm để mở file picker. Định dạng: JPG, PNG, GIF, WebP. Tối đa 10MB. Khi đang upload: hiển thị thanh tiến trình.</w:t>
             </w:r>
           </w:p>
         </w:tc>
@@ -5548,7 +5548,7 @@
                 <w:sz w:val="18"/>
                 <w:szCs w:val="18"/>
               </w:rPr>
-              <w:t xml:space="preserve">Ô nhập URL ảnh. Hỗ trợ paste link trực tiếp. Hệ thống validate và load preview khi NSD dừng nhập (debounce).</w:t>
+              <w:t xml:space="preserve">Ô nhập URL ảnh. Hỗ trợ paste liên kết trực tiếp. Hệ thống kiểm tra tính hợp lệ và load preview khi NSD dừng nhập (debounce).</w:t>
             </w:r>
           </w:p>
         </w:tc>
@@ -5758,7 +5758,7 @@
                 <w:sz w:val="18"/>
                 <w:szCs w:val="18"/>
               </w:rPr>
-              <w:t xml:space="preserve">Đóng modal không thực hiện thao tác.</w:t>
+              <w:t xml:space="preserve">Đóng hộp thoại không thực hiện thao tác.</w:t>
             </w:r>
           </w:p>
         </w:tc>
@@ -5987,7 +5987,7 @@
                 <w:sz w:val="18"/>
                 <w:szCs w:val="18"/>
               </w:rPr>
-              <w:t xml:space="preserve">NSD kéo-thả hoặc chọn file. Hệ thống validate định dạng và kích thước. Nếu hợp lệ: upload và hiển thị preview. Nếu không: hiển thị lỗi "Định dạng không hỗ trợ" hoặc "File vượt quá 10MB."</w:t>
+              <w:t xml:space="preserve">NSD kéo-thả hoặc chọn file. Hệ thống kiểm tra tính hợp lệ định dạng và kích thước. Nếu hợp lệ: upload và hiển thị preview. Nếu không: hiển thị lỗi "Định dạng không hỗ trợ" hoặc "File vượt quá 10MB."</w:t>
             </w:r>
           </w:p>
         </w:tc>
@@ -6157,7 +6157,7 @@
                 <w:sz w:val="18"/>
                 <w:szCs w:val="18"/>
               </w:rPr>
-              <w:t xml:space="preserve">NSD bấm "Chèn ảnh". Hệ thống chèn ảnh vào vị trí con trỏ hiện tại trong editor kèm alt text và caption. Modal đóng lại.</w:t>
+              <w:t xml:space="preserve">NSD bấm "Chèn ảnh". Hệ thống chèn ảnh vào vị trí con trỏ hiện tại trong editor kèm alt text và caption. hộp thoại đóng lại.</w:t>
             </w:r>
           </w:p>
         </w:tc>
@@ -7007,7 +7007,7 @@
                 <w:sz w:val="18"/>
                 <w:szCs w:val="18"/>
               </w:rPr>
-              <w:t xml:space="preserve">Đóng modal không thực hiện thao tác.</w:t>
+              <w:t xml:space="preserve">Đóng hộp thoại không thực hiện thao tác.</w:t>
             </w:r>
           </w:p>
         </w:tc>
@@ -7321,7 +7321,7 @@
                 <w:sz w:val="18"/>
                 <w:szCs w:val="18"/>
               </w:rPr>
-              <w:t xml:space="preserve">NSD bấm "Nhúng video". Hệ thống tạo iframe responsive (aspect ratio 16:9) và chèn vào vị trí con trỏ. Video không tự phát (autoplay=0). Modal đóng lại.</w:t>
+              <w:t xml:space="preserve">NSD bấm "Nhúng video". Hệ thống tạo iframe responsive (aspect ratio 16:9) và chèn vào vị trí con trỏ. Video không tự phát (autoplay=0). hộp thoại đóng lại.</w:t>
             </w:r>
           </w:p>
         </w:tc>
